--- a/Backend/Director_Disclosure/Output_Disclosures/2024-25/ADANI_ELBIT_ADVANCED_SYSTEMS_INDIA_LIMITED/DIR-8/DIR8_AMEETKUMAR_HIRANYAKUMAR_DESAI_00007116.docx
+++ b/Backend/Director_Disclosure/Output_Disclosures/2024-25/ADANI_ELBIT_ADVANCED_SYSTEMS_INDIA_LIMITED/DIR-8/DIR8_AMEETKUMAR_HIRANYAKUMAR_DESAI_00007116.docx
@@ -340,6 +340,286 @@
                 <w:b w:val="0"/>
                 <w:sz w:val="23"/>
               </w:rPr>
+              <w:t>GANESH HOUSING LIMITED</w:t>
+            </w:r>
+          </w:p>
+        </w:tc>
+        <w:tc>
+          <w:tcPr>
+            <w:tcW w:type="dxa" w:w="2610"/>
+          </w:tcPr>
+          <w:p>
+            <w:pPr>
+              <w:spacing w:after="0"/>
+              <w:jc w:val="center"/>
+            </w:pPr>
+            <w:r>
+              <w:rPr>
+                <w:rFonts w:ascii="Adani" w:hAnsi="Adani" w:eastAsia="Adani" w:cs="Adani"/>
+                <w:b w:val="0"/>
+                <w:sz w:val="23"/>
+              </w:rPr>
+              <w:t>13/09/2024</w:t>
+            </w:r>
+          </w:p>
+        </w:tc>
+        <w:tc>
+          <w:tcPr>
+            <w:tcW w:type="dxa" w:w="2250"/>
+          </w:tcPr>
+          <w:p>
+            <w:pPr>
+              <w:spacing w:after="0"/>
+              <w:jc w:val="center"/>
+            </w:pPr>
+          </w:p>
+        </w:tc>
+      </w:tr>
+      <w:tr>
+        <w:tc>
+          <w:tcPr>
+            <w:tcW w:type="dxa" w:w="636"/>
+          </w:tcPr>
+          <w:p>
+            <w:pPr>
+              <w:spacing w:after="0"/>
+              <w:ind w:left="360"/>
+            </w:pPr>
+            <w:r>
+              <w:rPr>
+                <w:rFonts w:ascii="Adani" w:hAnsi="Adani" w:eastAsia="Adani" w:cs="Adani"/>
+                <w:b w:val="0"/>
+                <w:sz w:val="23"/>
+              </w:rPr>
+              <w:t>2</w:t>
+            </w:r>
+          </w:p>
+        </w:tc>
+        <w:tc>
+          <w:tcPr>
+            <w:tcW w:type="dxa" w:w="3864"/>
+          </w:tcPr>
+          <w:p>
+            <w:pPr>
+              <w:spacing w:after="0"/>
+              <w:jc w:val="both"/>
+            </w:pPr>
+            <w:r>
+              <w:rPr>
+                <w:rFonts w:ascii="Adani" w:hAnsi="Adani" w:eastAsia="Adani" w:cs="Adani"/>
+                <w:b w:val="0"/>
+                <w:sz w:val="23"/>
+              </w:rPr>
+              <w:t>SOURCEPRO INFOTECH PRIVATE LIMITED</w:t>
+            </w:r>
+          </w:p>
+        </w:tc>
+        <w:tc>
+          <w:tcPr>
+            <w:tcW w:type="dxa" w:w="2610"/>
+          </w:tcPr>
+          <w:p>
+            <w:pPr>
+              <w:spacing w:after="0"/>
+              <w:jc w:val="center"/>
+            </w:pPr>
+            <w:r>
+              <w:rPr>
+                <w:rFonts w:ascii="Adani" w:hAnsi="Adani" w:eastAsia="Adani" w:cs="Adani"/>
+                <w:b w:val="0"/>
+                <w:sz w:val="23"/>
+              </w:rPr>
+              <w:t>07/06/2024</w:t>
+            </w:r>
+          </w:p>
+        </w:tc>
+        <w:tc>
+          <w:tcPr>
+            <w:tcW w:type="dxa" w:w="2250"/>
+          </w:tcPr>
+          <w:p>
+            <w:pPr>
+              <w:spacing w:after="0"/>
+              <w:jc w:val="center"/>
+            </w:pPr>
+          </w:p>
+        </w:tc>
+      </w:tr>
+      <w:tr>
+        <w:tc>
+          <w:tcPr>
+            <w:tcW w:type="dxa" w:w="636"/>
+          </w:tcPr>
+          <w:p>
+            <w:pPr>
+              <w:spacing w:after="0"/>
+              <w:ind w:left="360"/>
+            </w:pPr>
+            <w:r>
+              <w:rPr>
+                <w:rFonts w:ascii="Adani" w:hAnsi="Adani" w:eastAsia="Adani" w:cs="Adani"/>
+                <w:b w:val="0"/>
+                <w:sz w:val="23"/>
+              </w:rPr>
+              <w:t>3</w:t>
+            </w:r>
+          </w:p>
+        </w:tc>
+        <w:tc>
+          <w:tcPr>
+            <w:tcW w:type="dxa" w:w="3864"/>
+          </w:tcPr>
+          <w:p>
+            <w:pPr>
+              <w:spacing w:after="0"/>
+              <w:jc w:val="both"/>
+            </w:pPr>
+            <w:r>
+              <w:rPr>
+                <w:rFonts w:ascii="Adani" w:hAnsi="Adani" w:eastAsia="Adani" w:cs="Adani"/>
+                <w:b w:val="0"/>
+                <w:sz w:val="23"/>
+              </w:rPr>
+              <w:t>PROPLUS ADVISORS LLP</w:t>
+            </w:r>
+          </w:p>
+        </w:tc>
+        <w:tc>
+          <w:tcPr>
+            <w:tcW w:type="dxa" w:w="2610"/>
+          </w:tcPr>
+          <w:p>
+            <w:pPr>
+              <w:spacing w:after="0"/>
+              <w:jc w:val="center"/>
+            </w:pPr>
+            <w:r>
+              <w:rPr>
+                <w:rFonts w:ascii="Adani" w:hAnsi="Adani" w:eastAsia="Adani" w:cs="Adani"/>
+                <w:b w:val="0"/>
+                <w:sz w:val="23"/>
+              </w:rPr>
+              <w:t>26/12/2023</w:t>
+            </w:r>
+          </w:p>
+        </w:tc>
+        <w:tc>
+          <w:tcPr>
+            <w:tcW w:type="dxa" w:w="2250"/>
+          </w:tcPr>
+          <w:p>
+            <w:pPr>
+              <w:spacing w:after="0"/>
+              <w:jc w:val="center"/>
+            </w:pPr>
+          </w:p>
+        </w:tc>
+      </w:tr>
+      <w:tr>
+        <w:tc>
+          <w:tcPr>
+            <w:tcW w:type="dxa" w:w="636"/>
+          </w:tcPr>
+          <w:p>
+            <w:pPr>
+              <w:spacing w:after="0"/>
+              <w:ind w:left="360"/>
+            </w:pPr>
+            <w:r>
+              <w:rPr>
+                <w:rFonts w:ascii="Adani" w:hAnsi="Adani" w:eastAsia="Adani" w:cs="Adani"/>
+                <w:b w:val="0"/>
+                <w:sz w:val="23"/>
+              </w:rPr>
+              <w:t>4</w:t>
+            </w:r>
+          </w:p>
+        </w:tc>
+        <w:tc>
+          <w:tcPr>
+            <w:tcW w:type="dxa" w:w="3864"/>
+          </w:tcPr>
+          <w:p>
+            <w:pPr>
+              <w:spacing w:after="0"/>
+              <w:jc w:val="both"/>
+            </w:pPr>
+            <w:r>
+              <w:rPr>
+                <w:rFonts w:ascii="Adani" w:hAnsi="Adani" w:eastAsia="Adani" w:cs="Adani"/>
+                <w:b w:val="0"/>
+                <w:sz w:val="23"/>
+              </w:rPr>
+              <w:t>CORONA REMEDIES LIMITED</w:t>
+            </w:r>
+          </w:p>
+        </w:tc>
+        <w:tc>
+          <w:tcPr>
+            <w:tcW w:type="dxa" w:w="2610"/>
+          </w:tcPr>
+          <w:p>
+            <w:pPr>
+              <w:spacing w:after="0"/>
+              <w:jc w:val="center"/>
+            </w:pPr>
+            <w:r>
+              <w:rPr>
+                <w:rFonts w:ascii="Adani" w:hAnsi="Adani" w:eastAsia="Adani" w:cs="Adani"/>
+                <w:b w:val="0"/>
+                <w:sz w:val="23"/>
+              </w:rPr>
+              <w:t>22/11/2022</w:t>
+            </w:r>
+          </w:p>
+        </w:tc>
+        <w:tc>
+          <w:tcPr>
+            <w:tcW w:type="dxa" w:w="2250"/>
+          </w:tcPr>
+          <w:p>
+            <w:pPr>
+              <w:spacing w:after="0"/>
+              <w:jc w:val="center"/>
+            </w:pPr>
+          </w:p>
+        </w:tc>
+      </w:tr>
+      <w:tr>
+        <w:tc>
+          <w:tcPr>
+            <w:tcW w:type="dxa" w:w="636"/>
+          </w:tcPr>
+          <w:p>
+            <w:pPr>
+              <w:spacing w:after="0"/>
+              <w:ind w:left="360"/>
+            </w:pPr>
+            <w:r>
+              <w:rPr>
+                <w:rFonts w:ascii="Adani" w:hAnsi="Adani" w:eastAsia="Adani" w:cs="Adani"/>
+                <w:b w:val="0"/>
+                <w:sz w:val="23"/>
+              </w:rPr>
+              <w:t>5</w:t>
+            </w:r>
+          </w:p>
+        </w:tc>
+        <w:tc>
+          <w:tcPr>
+            <w:tcW w:type="dxa" w:w="3864"/>
+          </w:tcPr>
+          <w:p>
+            <w:pPr>
+              <w:spacing w:after="0"/>
+              <w:jc w:val="both"/>
+            </w:pPr>
+            <w:r>
+              <w:rPr>
+                <w:rFonts w:ascii="Adani" w:hAnsi="Adani" w:eastAsia="Adani" w:cs="Adani"/>
+                <w:b w:val="0"/>
+                <w:sz w:val="23"/>
+              </w:rPr>
               <w:t>AMBUJA CEMENTS LIMITED</w:t>
             </w:r>
           </w:p>
@@ -391,7 +671,7 @@
                 <w:b w:val="0"/>
                 <w:sz w:val="23"/>
               </w:rPr>
-              <w:t>2</w:t>
+              <w:t>6</w:t>
             </w:r>
           </w:p>
         </w:tc>
@@ -410,7 +690,7 @@
                 <w:b w:val="0"/>
                 <w:sz w:val="23"/>
               </w:rPr>
-              <w:t>ADANI-ELBIT ADVANCED SYSTEMS INDIA LIMITED</w:t>
+              <w:t>HESTER BIOSCIENCES LIMITED</w:t>
             </w:r>
           </w:p>
         </w:tc>
@@ -429,7 +709,7 @@
                 <w:b w:val="0"/>
                 <w:sz w:val="23"/>
               </w:rPr>
-              <w:t>26/11/2019</w:t>
+              <w:t>28/10/2021</w:t>
             </w:r>
           </w:p>
         </w:tc>
@@ -461,7 +741,7 @@
                 <w:b w:val="0"/>
                 <w:sz w:val="23"/>
               </w:rPr>
-              <w:t>3</w:t>
+              <w:t>7</w:t>
             </w:r>
           </w:p>
         </w:tc>
@@ -480,7 +760,7 @@
                 <w:b w:val="0"/>
                 <w:sz w:val="23"/>
               </w:rPr>
-              <w:t>ADANI INFRASTRUCTURE PRIVATE LIMITED</w:t>
+              <w:t>NXGN SPORTS INTERACTIVE PRIVATE LIMITED</w:t>
             </w:r>
           </w:p>
         </w:tc>
@@ -499,7 +779,7 @@
                 <w:b w:val="0"/>
                 <w:sz w:val="23"/>
               </w:rPr>
-              <w:t>21/03/2017</w:t>
+              <w:t>31/12/2020</w:t>
             </w:r>
           </w:p>
         </w:tc>
@@ -531,7 +811,7 @@
                 <w:b w:val="0"/>
                 <w:sz w:val="23"/>
               </w:rPr>
-              <w:t>4</w:t>
+              <w:t>8</w:t>
             </w:r>
           </w:p>
         </w:tc>
@@ -550,7 +830,7 @@
                 <w:b w:val="0"/>
                 <w:sz w:val="23"/>
               </w:rPr>
-              <w:t>ADANI FINSERVE PRIVATE LIMITED</w:t>
+              <w:t>JM FINANCIAL ASSET RECONSTRUCTION COMPANY LIMITED</w:t>
             </w:r>
           </w:p>
         </w:tc>
@@ -569,7 +849,7 @@
                 <w:b w:val="0"/>
                 <w:sz w:val="23"/>
               </w:rPr>
-              <w:t>18/03/2016</w:t>
+              <w:t>09/01/2019</w:t>
             </w:r>
           </w:p>
         </w:tc>
@@ -601,7 +881,147 @@
                 <w:b w:val="0"/>
                 <w:sz w:val="23"/>
               </w:rPr>
-              <w:t>5</w:t>
+              <w:t>9</w:t>
+            </w:r>
+          </w:p>
+        </w:tc>
+        <w:tc>
+          <w:tcPr>
+            <w:tcW w:type="dxa" w:w="3864"/>
+          </w:tcPr>
+          <w:p>
+            <w:pPr>
+              <w:spacing w:after="0"/>
+              <w:jc w:val="both"/>
+            </w:pPr>
+            <w:r>
+              <w:rPr>
+                <w:rFonts w:ascii="Adani" w:hAnsi="Adani" w:eastAsia="Adani" w:cs="Adani"/>
+                <w:b w:val="0"/>
+                <w:sz w:val="23"/>
+              </w:rPr>
+              <w:t>ANUBHUTI ADVISORS LLP</w:t>
+            </w:r>
+          </w:p>
+        </w:tc>
+        <w:tc>
+          <w:tcPr>
+            <w:tcW w:type="dxa" w:w="2610"/>
+          </w:tcPr>
+          <w:p>
+            <w:pPr>
+              <w:spacing w:after="0"/>
+              <w:jc w:val="center"/>
+            </w:pPr>
+            <w:r>
+              <w:rPr>
+                <w:rFonts w:ascii="Adani" w:hAnsi="Adani" w:eastAsia="Adani" w:cs="Adani"/>
+                <w:b w:val="0"/>
+                <w:sz w:val="23"/>
+              </w:rPr>
+              <w:t>17/09/2018</w:t>
+            </w:r>
+          </w:p>
+        </w:tc>
+        <w:tc>
+          <w:tcPr>
+            <w:tcW w:type="dxa" w:w="2250"/>
+          </w:tcPr>
+          <w:p>
+            <w:pPr>
+              <w:spacing w:after="0"/>
+              <w:jc w:val="center"/>
+            </w:pPr>
+          </w:p>
+        </w:tc>
+      </w:tr>
+      <w:tr>
+        <w:tc>
+          <w:tcPr>
+            <w:tcW w:type="dxa" w:w="636"/>
+          </w:tcPr>
+          <w:p>
+            <w:pPr>
+              <w:spacing w:after="0"/>
+              <w:ind w:left="360"/>
+            </w:pPr>
+            <w:r>
+              <w:rPr>
+                <w:rFonts w:ascii="Adani" w:hAnsi="Adani" w:eastAsia="Adani" w:cs="Adani"/>
+                <w:b w:val="0"/>
+                <w:sz w:val="23"/>
+              </w:rPr>
+              <w:t>10</w:t>
+            </w:r>
+          </w:p>
+        </w:tc>
+        <w:tc>
+          <w:tcPr>
+            <w:tcW w:type="dxa" w:w="3864"/>
+          </w:tcPr>
+          <w:p>
+            <w:pPr>
+              <w:spacing w:after="0"/>
+              <w:jc w:val="both"/>
+            </w:pPr>
+            <w:r>
+              <w:rPr>
+                <w:rFonts w:ascii="Adani" w:hAnsi="Adani" w:eastAsia="Adani" w:cs="Adani"/>
+                <w:b w:val="0"/>
+                <w:sz w:val="23"/>
+              </w:rPr>
+              <w:t>ADANI NAVAL DEFENCE SYSTEMS AND TECHNOLOGIES LIMITED</w:t>
+            </w:r>
+          </w:p>
+        </w:tc>
+        <w:tc>
+          <w:tcPr>
+            <w:tcW w:type="dxa" w:w="2610"/>
+          </w:tcPr>
+          <w:p>
+            <w:pPr>
+              <w:spacing w:after="0"/>
+              <w:jc w:val="center"/>
+            </w:pPr>
+            <w:r>
+              <w:rPr>
+                <w:rFonts w:ascii="Adani" w:hAnsi="Adani" w:eastAsia="Adani" w:cs="Adani"/>
+                <w:b w:val="0"/>
+                <w:sz w:val="23"/>
+              </w:rPr>
+              <w:t>17/07/2015</w:t>
+            </w:r>
+          </w:p>
+        </w:tc>
+        <w:tc>
+          <w:tcPr>
+            <w:tcW w:type="dxa" w:w="2250"/>
+          </w:tcPr>
+          <w:p>
+            <w:pPr>
+              <w:spacing w:after="0"/>
+              <w:jc w:val="center"/>
+            </w:pPr>
+          </w:p>
+        </w:tc>
+      </w:tr>
+      <w:tr>
+        <w:tc>
+          <w:tcPr>
+            <w:tcW w:type="dxa" w:w="636"/>
+          </w:tcPr>
+          <w:p>
+            <w:pPr>
+              <w:spacing w:after="0"/>
+              <w:ind w:left="360"/>
+            </w:pPr>
+            <w:r>
+              <w:rPr>
+                <w:rFonts w:ascii="Adani" w:hAnsi="Adani" w:eastAsia="Adani" w:cs="Adani"/>
+                <w:b w:val="0"/>
+                <w:sz w:val="23"/>
+              </w:rPr>
+              <w:t>11</w:t>
             </w:r>
           </w:p>
         </w:tc>
@@ -671,77 +1091,7 @@
                 <w:b w:val="0"/>
                 <w:sz w:val="23"/>
               </w:rPr>
-              <w:t>6</w:t>
-            </w:r>
-          </w:p>
-        </w:tc>
-        <w:tc>
-          <w:tcPr>
-            <w:tcW w:type="dxa" w:w="3864"/>
-          </w:tcPr>
-          <w:p>
-            <w:pPr>
-              <w:spacing w:after="0"/>
-              <w:jc w:val="both"/>
-            </w:pPr>
-            <w:r>
-              <w:rPr>
-                <w:rFonts w:ascii="Adani" w:hAnsi="Adani" w:eastAsia="Adani" w:cs="Adani"/>
-                <w:b w:val="0"/>
-                <w:sz w:val="23"/>
-              </w:rPr>
-              <w:t>ADANI NAVAL DEFENCE SYSTEMS AND TECHNOLOGIES LIMITED</w:t>
-            </w:r>
-          </w:p>
-        </w:tc>
-        <w:tc>
-          <w:tcPr>
-            <w:tcW w:type="dxa" w:w="2610"/>
-          </w:tcPr>
-          <w:p>
-            <w:pPr>
-              <w:spacing w:after="0"/>
-              <w:jc w:val="center"/>
-            </w:pPr>
-            <w:r>
-              <w:rPr>
-                <w:rFonts w:ascii="Adani" w:hAnsi="Adani" w:eastAsia="Adani" w:cs="Adani"/>
-                <w:b w:val="0"/>
-                <w:sz w:val="23"/>
-              </w:rPr>
-              <w:t>17/07/2015</w:t>
-            </w:r>
-          </w:p>
-        </w:tc>
-        <w:tc>
-          <w:tcPr>
-            <w:tcW w:type="dxa" w:w="2250"/>
-          </w:tcPr>
-          <w:p>
-            <w:pPr>
-              <w:spacing w:after="0"/>
-              <w:jc w:val="center"/>
-            </w:pPr>
-          </w:p>
-        </w:tc>
-      </w:tr>
-      <w:tr>
-        <w:tc>
-          <w:tcPr>
-            <w:tcW w:type="dxa" w:w="636"/>
-          </w:tcPr>
-          <w:p>
-            <w:pPr>
-              <w:spacing w:after="0"/>
-              <w:ind w:left="360"/>
-            </w:pPr>
-            <w:r>
-              <w:rPr>
-                <w:rFonts w:ascii="Adani" w:hAnsi="Adani" w:eastAsia="Adani" w:cs="Adani"/>
-                <w:b w:val="0"/>
-                <w:sz w:val="23"/>
-              </w:rPr>
-              <w:t>7</w:t>
+              <w:t>12</w:t>
             </w:r>
           </w:p>
         </w:tc>
@@ -811,7 +1161,7 @@
                 <w:b w:val="0"/>
                 <w:sz w:val="23"/>
               </w:rPr>
-              <w:t>8</w:t>
+              <w:t>13</w:t>
             </w:r>
           </w:p>
         </w:tc>
@@ -881,7 +1231,77 @@
                 <w:b w:val="0"/>
                 <w:sz w:val="23"/>
               </w:rPr>
-              <w:t>9</w:t>
+              <w:t>14</w:t>
+            </w:r>
+          </w:p>
+        </w:tc>
+        <w:tc>
+          <w:tcPr>
+            <w:tcW w:type="dxa" w:w="3864"/>
+          </w:tcPr>
+          <w:p>
+            <w:pPr>
+              <w:spacing w:after="0"/>
+              <w:jc w:val="both"/>
+            </w:pPr>
+            <w:r>
+              <w:rPr>
+                <w:rFonts w:ascii="Adani" w:hAnsi="Adani" w:eastAsia="Adani" w:cs="Adani"/>
+                <w:b w:val="0"/>
+                <w:sz w:val="23"/>
+              </w:rPr>
+              <w:t>INLAND CONWARE (LUDHIANA) PRIVATE LIMITED</w:t>
+            </w:r>
+          </w:p>
+        </w:tc>
+        <w:tc>
+          <w:tcPr>
+            <w:tcW w:type="dxa" w:w="2610"/>
+          </w:tcPr>
+          <w:p>
+            <w:pPr>
+              <w:spacing w:after="0"/>
+              <w:jc w:val="center"/>
+            </w:pPr>
+            <w:r>
+              <w:rPr>
+                <w:rFonts w:ascii="Adani" w:hAnsi="Adani" w:eastAsia="Adani" w:cs="Adani"/>
+                <w:b w:val="0"/>
+                <w:sz w:val="23"/>
+              </w:rPr>
+              <w:t>05/09/2005</w:t>
+            </w:r>
+          </w:p>
+        </w:tc>
+        <w:tc>
+          <w:tcPr>
+            <w:tcW w:type="dxa" w:w="2250"/>
+          </w:tcPr>
+          <w:p>
+            <w:pPr>
+              <w:spacing w:after="0"/>
+              <w:jc w:val="center"/>
+            </w:pPr>
+          </w:p>
+        </w:tc>
+      </w:tr>
+      <w:tr>
+        <w:tc>
+          <w:tcPr>
+            <w:tcW w:type="dxa" w:w="636"/>
+          </w:tcPr>
+          <w:p>
+            <w:pPr>
+              <w:spacing w:after="0"/>
+              <w:ind w:left="360"/>
+            </w:pPr>
+            <w:r>
+              <w:rPr>
+                <w:rFonts w:ascii="Adani" w:hAnsi="Adani" w:eastAsia="Adani" w:cs="Adani"/>
+                <w:b w:val="0"/>
+                <w:sz w:val="23"/>
+              </w:rPr>
+              <w:t>15</w:t>
             </w:r>
           </w:p>
         </w:tc>
@@ -1035,7 +1455,7 @@
           <w:b w:val="0"/>
           <w:sz w:val="23"/>
         </w:rPr>
-        <w:t xml:space="preserve">Date: 04th May, 2026</w:t>
+        <w:t xml:space="preserve">Date: 15th May, 2026</w:t>
         <w:tab/>
       </w:r>
     </w:p>
